--- a/docs/Monografia/monografia_aap2.docx
+++ b/docs/Monografia/monografia_aap2.docx
@@ -19688,7 +19688,7 @@
               <w:bottom w:val="single" w:sz="6" w:space="0" w:color="auto"/>
               <w:right w:val="single" w:sz="6" w:space="0" w:color="auto"/>
             </w:tcBorders>
-            <w:shd w:val="clear" w:color="auto" w:fill="262626"/>
+            <w:shd w:val="clear" w:color="auto" w:fill="auto"/>
             <w:hideMark/>
           </w:tcPr>
           <w:p>
@@ -19719,7 +19719,7 @@
               <w:bottom w:val="single" w:sz="6" w:space="0" w:color="auto"/>
               <w:right w:val="single" w:sz="6" w:space="0" w:color="auto"/>
             </w:tcBorders>
-            <w:shd w:val="clear" w:color="auto" w:fill="262626"/>
+            <w:shd w:val="clear" w:color="auto" w:fill="auto"/>
             <w:hideMark/>
           </w:tcPr>
           <w:p>
@@ -19750,7 +19750,7 @@
               <w:bottom w:val="single" w:sz="6" w:space="0" w:color="auto"/>
               <w:right w:val="single" w:sz="6" w:space="0" w:color="auto"/>
             </w:tcBorders>
-            <w:shd w:val="clear" w:color="auto" w:fill="262626"/>
+            <w:shd w:val="clear" w:color="auto" w:fill="auto"/>
             <w:hideMark/>
           </w:tcPr>
           <w:p>
@@ -19786,7 +19786,7 @@
               <w:bottom w:val="single" w:sz="6" w:space="0" w:color="auto"/>
               <w:right w:val="single" w:sz="6" w:space="0" w:color="auto"/>
             </w:tcBorders>
-            <w:shd w:val="clear" w:color="auto" w:fill="262626"/>
+            <w:shd w:val="clear" w:color="auto" w:fill="auto"/>
             <w:hideMark/>
           </w:tcPr>
           <w:p>
@@ -19817,7 +19817,7 @@
               <w:bottom w:val="single" w:sz="6" w:space="0" w:color="auto"/>
               <w:right w:val="single" w:sz="6" w:space="0" w:color="auto"/>
             </w:tcBorders>
-            <w:shd w:val="clear" w:color="auto" w:fill="262626"/>
+            <w:shd w:val="clear" w:color="auto" w:fill="auto"/>
             <w:hideMark/>
           </w:tcPr>
           <w:p>
@@ -19848,7 +19848,7 @@
               <w:bottom w:val="single" w:sz="6" w:space="0" w:color="auto"/>
               <w:right w:val="single" w:sz="6" w:space="0" w:color="auto"/>
             </w:tcBorders>
-            <w:shd w:val="clear" w:color="auto" w:fill="262626"/>
+            <w:shd w:val="clear" w:color="auto" w:fill="auto"/>
             <w:hideMark/>
           </w:tcPr>
           <w:p>
@@ -19884,7 +19884,7 @@
               <w:bottom w:val="single" w:sz="6" w:space="0" w:color="auto"/>
               <w:right w:val="single" w:sz="6" w:space="0" w:color="auto"/>
             </w:tcBorders>
-            <w:shd w:val="clear" w:color="auto" w:fill="262626"/>
+            <w:shd w:val="clear" w:color="auto" w:fill="auto"/>
             <w:hideMark/>
           </w:tcPr>
           <w:p>
@@ -19916,7 +19916,7 @@
               <w:bottom w:val="single" w:sz="6" w:space="0" w:color="auto"/>
               <w:right w:val="single" w:sz="6" w:space="0" w:color="auto"/>
             </w:tcBorders>
-            <w:shd w:val="clear" w:color="auto" w:fill="262626"/>
+            <w:shd w:val="clear" w:color="auto" w:fill="auto"/>
             <w:hideMark/>
           </w:tcPr>
           <w:p>
@@ -19947,7 +19947,7 @@
               <w:bottom w:val="single" w:sz="6" w:space="0" w:color="auto"/>
               <w:right w:val="single" w:sz="6" w:space="0" w:color="auto"/>
             </w:tcBorders>
-            <w:shd w:val="clear" w:color="auto" w:fill="262626"/>
+            <w:shd w:val="clear" w:color="auto" w:fill="auto"/>
             <w:hideMark/>
           </w:tcPr>
           <w:p>
@@ -19983,7 +19983,7 @@
               <w:bottom w:val="single" w:sz="6" w:space="0" w:color="auto"/>
               <w:right w:val="single" w:sz="6" w:space="0" w:color="auto"/>
             </w:tcBorders>
-            <w:shd w:val="clear" w:color="auto" w:fill="262626"/>
+            <w:shd w:val="clear" w:color="auto" w:fill="auto"/>
             <w:hideMark/>
           </w:tcPr>
           <w:p>
@@ -20014,7 +20014,7 @@
               <w:bottom w:val="single" w:sz="6" w:space="0" w:color="auto"/>
               <w:right w:val="single" w:sz="6" w:space="0" w:color="auto"/>
             </w:tcBorders>
-            <w:shd w:val="clear" w:color="auto" w:fill="262626"/>
+            <w:shd w:val="clear" w:color="auto" w:fill="auto"/>
             <w:hideMark/>
           </w:tcPr>
           <w:p>
@@ -20045,7 +20045,7 @@
               <w:bottom w:val="single" w:sz="6" w:space="0" w:color="auto"/>
               <w:right w:val="single" w:sz="6" w:space="0" w:color="auto"/>
             </w:tcBorders>
-            <w:shd w:val="clear" w:color="auto" w:fill="262626"/>
+            <w:shd w:val="clear" w:color="auto" w:fill="auto"/>
             <w:hideMark/>
           </w:tcPr>
           <w:p>
@@ -20081,7 +20081,7 @@
               <w:bottom w:val="single" w:sz="6" w:space="0" w:color="auto"/>
               <w:right w:val="single" w:sz="6" w:space="0" w:color="auto"/>
             </w:tcBorders>
-            <w:shd w:val="clear" w:color="auto" w:fill="262626"/>
+            <w:shd w:val="clear" w:color="auto" w:fill="auto"/>
             <w:hideMark/>
           </w:tcPr>
           <w:p>
@@ -20112,7 +20112,7 @@
               <w:bottom w:val="single" w:sz="6" w:space="0" w:color="auto"/>
               <w:right w:val="single" w:sz="6" w:space="0" w:color="auto"/>
             </w:tcBorders>
-            <w:shd w:val="clear" w:color="auto" w:fill="262626"/>
+            <w:shd w:val="clear" w:color="auto" w:fill="auto"/>
             <w:hideMark/>
           </w:tcPr>
           <w:p>
@@ -20143,7 +20143,7 @@
               <w:bottom w:val="single" w:sz="6" w:space="0" w:color="auto"/>
               <w:right w:val="single" w:sz="6" w:space="0" w:color="auto"/>
             </w:tcBorders>
-            <w:shd w:val="clear" w:color="auto" w:fill="262626"/>
+            <w:shd w:val="clear" w:color="auto" w:fill="auto"/>
             <w:hideMark/>
           </w:tcPr>
           <w:p>
@@ -20545,7 +20545,7 @@
               <w:bottom w:val="single" w:sz="6" w:space="0" w:color="auto"/>
               <w:right w:val="single" w:sz="6" w:space="0" w:color="auto"/>
             </w:tcBorders>
-            <w:shd w:val="clear" w:color="auto" w:fill="262626"/>
+            <w:shd w:val="clear" w:color="auto" w:fill="auto"/>
             <w:vAlign w:val="center"/>
             <w:hideMark/>
           </w:tcPr>
@@ -20578,7 +20578,7 @@
               <w:bottom w:val="single" w:sz="6" w:space="0" w:color="auto"/>
               <w:right w:val="single" w:sz="6" w:space="0" w:color="auto"/>
             </w:tcBorders>
-            <w:shd w:val="clear" w:color="auto" w:fill="262626"/>
+            <w:shd w:val="clear" w:color="auto" w:fill="auto"/>
             <w:vAlign w:val="center"/>
             <w:hideMark/>
           </w:tcPr>
@@ -20611,7 +20611,7 @@
               <w:bottom w:val="single" w:sz="6" w:space="0" w:color="auto"/>
               <w:right w:val="single" w:sz="12" w:space="0" w:color="auto"/>
             </w:tcBorders>
-            <w:shd w:val="clear" w:color="auto" w:fill="262626"/>
+            <w:shd w:val="clear" w:color="auto" w:fill="auto"/>
             <w:vAlign w:val="center"/>
             <w:hideMark/>
           </w:tcPr>
@@ -20649,7 +20649,7 @@
               <w:bottom w:val="single" w:sz="6" w:space="0" w:color="auto"/>
               <w:right w:val="single" w:sz="6" w:space="0" w:color="auto"/>
             </w:tcBorders>
-            <w:shd w:val="clear" w:color="auto" w:fill="262626"/>
+            <w:shd w:val="clear" w:color="auto" w:fill="auto"/>
             <w:vAlign w:val="center"/>
             <w:hideMark/>
           </w:tcPr>
@@ -20682,7 +20682,7 @@
               <w:bottom w:val="single" w:sz="6" w:space="0" w:color="auto"/>
               <w:right w:val="single" w:sz="6" w:space="0" w:color="auto"/>
             </w:tcBorders>
-            <w:shd w:val="clear" w:color="auto" w:fill="262626"/>
+            <w:shd w:val="clear" w:color="auto" w:fill="auto"/>
             <w:vAlign w:val="center"/>
             <w:hideMark/>
           </w:tcPr>
@@ -20715,7 +20715,7 @@
               <w:bottom w:val="single" w:sz="6" w:space="0" w:color="auto"/>
               <w:right w:val="single" w:sz="12" w:space="0" w:color="auto"/>
             </w:tcBorders>
-            <w:shd w:val="clear" w:color="auto" w:fill="262626"/>
+            <w:shd w:val="clear" w:color="auto" w:fill="auto"/>
             <w:vAlign w:val="center"/>
             <w:hideMark/>
           </w:tcPr>
@@ -20753,7 +20753,7 @@
               <w:bottom w:val="single" w:sz="6" w:space="0" w:color="auto"/>
               <w:right w:val="single" w:sz="6" w:space="0" w:color="auto"/>
             </w:tcBorders>
-            <w:shd w:val="clear" w:color="auto" w:fill="262626"/>
+            <w:shd w:val="clear" w:color="auto" w:fill="auto"/>
             <w:vAlign w:val="center"/>
             <w:hideMark/>
           </w:tcPr>
@@ -20786,7 +20786,7 @@
               <w:bottom w:val="single" w:sz="6" w:space="0" w:color="auto"/>
               <w:right w:val="single" w:sz="6" w:space="0" w:color="auto"/>
             </w:tcBorders>
-            <w:shd w:val="clear" w:color="auto" w:fill="262626"/>
+            <w:shd w:val="clear" w:color="auto" w:fill="auto"/>
             <w:vAlign w:val="center"/>
             <w:hideMark/>
           </w:tcPr>
@@ -20819,7 +20819,7 @@
               <w:bottom w:val="single" w:sz="6" w:space="0" w:color="auto"/>
               <w:right w:val="single" w:sz="12" w:space="0" w:color="auto"/>
             </w:tcBorders>
-            <w:shd w:val="clear" w:color="auto" w:fill="262626"/>
+            <w:shd w:val="clear" w:color="auto" w:fill="auto"/>
             <w:vAlign w:val="center"/>
             <w:hideMark/>
           </w:tcPr>
@@ -20857,7 +20857,7 @@
               <w:bottom w:val="single" w:sz="6" w:space="0" w:color="auto"/>
               <w:right w:val="single" w:sz="6" w:space="0" w:color="auto"/>
             </w:tcBorders>
-            <w:shd w:val="clear" w:color="auto" w:fill="262626"/>
+            <w:shd w:val="clear" w:color="auto" w:fill="auto"/>
             <w:vAlign w:val="center"/>
             <w:hideMark/>
           </w:tcPr>
@@ -20890,7 +20890,7 @@
               <w:bottom w:val="single" w:sz="6" w:space="0" w:color="auto"/>
               <w:right w:val="single" w:sz="6" w:space="0" w:color="auto"/>
             </w:tcBorders>
-            <w:shd w:val="clear" w:color="auto" w:fill="262626"/>
+            <w:shd w:val="clear" w:color="auto" w:fill="auto"/>
             <w:vAlign w:val="center"/>
             <w:hideMark/>
           </w:tcPr>
@@ -20923,7 +20923,7 @@
               <w:bottom w:val="single" w:sz="6" w:space="0" w:color="auto"/>
               <w:right w:val="single" w:sz="12" w:space="0" w:color="auto"/>
             </w:tcBorders>
-            <w:shd w:val="clear" w:color="auto" w:fill="262626"/>
+            <w:shd w:val="clear" w:color="auto" w:fill="auto"/>
             <w:vAlign w:val="center"/>
             <w:hideMark/>
           </w:tcPr>
@@ -20961,7 +20961,7 @@
               <w:bottom w:val="single" w:sz="6" w:space="0" w:color="auto"/>
               <w:right w:val="single" w:sz="6" w:space="0" w:color="auto"/>
             </w:tcBorders>
-            <w:shd w:val="clear" w:color="auto" w:fill="262626"/>
+            <w:shd w:val="clear" w:color="auto" w:fill="auto"/>
             <w:vAlign w:val="center"/>
             <w:hideMark/>
           </w:tcPr>
@@ -20994,7 +20994,7 @@
               <w:bottom w:val="single" w:sz="6" w:space="0" w:color="auto"/>
               <w:right w:val="single" w:sz="6" w:space="0" w:color="auto"/>
             </w:tcBorders>
-            <w:shd w:val="clear" w:color="auto" w:fill="262626"/>
+            <w:shd w:val="clear" w:color="auto" w:fill="auto"/>
             <w:vAlign w:val="center"/>
             <w:hideMark/>
           </w:tcPr>
@@ -21027,7 +21027,7 @@
               <w:bottom w:val="single" w:sz="6" w:space="0" w:color="auto"/>
               <w:right w:val="single" w:sz="12" w:space="0" w:color="auto"/>
             </w:tcBorders>
-            <w:shd w:val="clear" w:color="auto" w:fill="262626"/>
+            <w:shd w:val="clear" w:color="auto" w:fill="auto"/>
             <w:vAlign w:val="center"/>
             <w:hideMark/>
           </w:tcPr>
@@ -21065,7 +21065,7 @@
               <w:bottom w:val="single" w:sz="12" w:space="0" w:color="auto"/>
               <w:right w:val="single" w:sz="6" w:space="0" w:color="auto"/>
             </w:tcBorders>
-            <w:shd w:val="clear" w:color="auto" w:fill="262626"/>
+            <w:shd w:val="clear" w:color="auto" w:fill="auto"/>
             <w:vAlign w:val="center"/>
             <w:hideMark/>
           </w:tcPr>
@@ -21098,7 +21098,7 @@
               <w:bottom w:val="single" w:sz="12" w:space="0" w:color="auto"/>
               <w:right w:val="single" w:sz="6" w:space="0" w:color="auto"/>
             </w:tcBorders>
-            <w:shd w:val="clear" w:color="auto" w:fill="262626"/>
+            <w:shd w:val="clear" w:color="auto" w:fill="auto"/>
             <w:vAlign w:val="center"/>
             <w:hideMark/>
           </w:tcPr>
@@ -21131,7 +21131,7 @@
               <w:bottom w:val="single" w:sz="12" w:space="0" w:color="auto"/>
               <w:right w:val="single" w:sz="12" w:space="0" w:color="auto"/>
             </w:tcBorders>
-            <w:shd w:val="clear" w:color="auto" w:fill="262626"/>
+            <w:shd w:val="clear" w:color="auto" w:fill="auto"/>
             <w:vAlign w:val="center"/>
             <w:hideMark/>
           </w:tcPr>
@@ -22735,7 +22735,7 @@
               <w:bottom w:val="single" w:sz="6" w:space="0" w:color="auto"/>
               <w:right w:val="single" w:sz="6" w:space="0" w:color="auto"/>
             </w:tcBorders>
-            <w:shd w:val="clear" w:color="auto" w:fill="262626"/>
+            <w:shd w:val="clear" w:color="auto" w:fill="auto"/>
             <w:vAlign w:val="center"/>
             <w:hideMark/>
           </w:tcPr>
@@ -22769,7 +22769,7 @@
               <w:bottom w:val="single" w:sz="6" w:space="0" w:color="auto"/>
               <w:right w:val="single" w:sz="6" w:space="0" w:color="auto"/>
             </w:tcBorders>
-            <w:shd w:val="clear" w:color="auto" w:fill="262626"/>
+            <w:shd w:val="clear" w:color="auto" w:fill="auto"/>
             <w:vAlign w:val="center"/>
             <w:hideMark/>
           </w:tcPr>
@@ -22802,7 +22802,7 @@
               <w:bottom w:val="single" w:sz="6" w:space="0" w:color="auto"/>
               <w:right w:val="single" w:sz="6" w:space="0" w:color="auto"/>
             </w:tcBorders>
-            <w:shd w:val="clear" w:color="auto" w:fill="262626"/>
+            <w:shd w:val="clear" w:color="auto" w:fill="auto"/>
             <w:vAlign w:val="center"/>
             <w:hideMark/>
           </w:tcPr>
@@ -25058,6 +25058,403 @@
         <w:spacing w:after="0" w:line="240" w:lineRule="auto"/>
         <w:textAlignment w:val="baseline"/>
         <w:rPr>
+          <w:color w:val="auto"/>
+          <w:lang w:eastAsia="pt-BR"/>
+        </w:rPr>
+      </w:pPr>
+      <w:r>
+        <w:rPr>
+          <w:color w:val="auto"/>
+          <w:lang w:eastAsia="pt-BR"/>
+        </w:rPr>
+        <w:t> </w:t>
+      </w:r>
+    </w:p>
+    <w:p>
+      <w:pPr>
+        <w:spacing w:after="0" w:line="240" w:lineRule="auto"/>
+        <w:textAlignment w:val="baseline"/>
+        <w:rPr>
+          <w:color w:val="auto"/>
+          <w:lang w:eastAsia="pt-BR"/>
+        </w:rPr>
+      </w:pPr>
+    </w:p>
+    <w:p>
+      <w:pPr>
+        <w:spacing w:after="0" w:line="240" w:lineRule="auto"/>
+        <w:textAlignment w:val="baseline"/>
+        <w:rPr>
+          <w:color w:val="auto"/>
+          <w:lang w:eastAsia="pt-BR"/>
+        </w:rPr>
+      </w:pPr>
+    </w:p>
+    <w:p>
+      <w:pPr>
+        <w:spacing w:after="0" w:line="240" w:lineRule="auto"/>
+        <w:textAlignment w:val="baseline"/>
+        <w:rPr>
+          <w:color w:val="auto"/>
+          <w:lang w:eastAsia="pt-BR"/>
+        </w:rPr>
+      </w:pPr>
+    </w:p>
+    <w:p>
+      <w:pPr>
+        <w:spacing w:after="0" w:line="240" w:lineRule="auto"/>
+        <w:textAlignment w:val="baseline"/>
+        <w:rPr>
+          <w:color w:val="auto"/>
+          <w:lang w:eastAsia="pt-BR"/>
+        </w:rPr>
+      </w:pPr>
+    </w:p>
+    <w:p>
+      <w:pPr>
+        <w:spacing w:after="0" w:line="240" w:lineRule="auto"/>
+        <w:textAlignment w:val="baseline"/>
+        <w:rPr>
+          <w:color w:val="auto"/>
+          <w:lang w:eastAsia="pt-BR"/>
+        </w:rPr>
+      </w:pPr>
+    </w:p>
+    <w:p>
+      <w:pPr>
+        <w:spacing w:after="0" w:line="240" w:lineRule="auto"/>
+        <w:textAlignment w:val="baseline"/>
+        <w:rPr>
+          <w:color w:val="auto"/>
+          <w:lang w:eastAsia="pt-BR"/>
+        </w:rPr>
+      </w:pPr>
+    </w:p>
+    <w:p>
+      <w:pPr>
+        <w:spacing w:after="0" w:line="240" w:lineRule="auto"/>
+        <w:textAlignment w:val="baseline"/>
+        <w:rPr>
+          <w:color w:val="auto"/>
+          <w:lang w:eastAsia="pt-BR"/>
+        </w:rPr>
+      </w:pPr>
+    </w:p>
+    <w:p>
+      <w:pPr>
+        <w:spacing w:after="0" w:line="240" w:lineRule="auto"/>
+        <w:textAlignment w:val="baseline"/>
+        <w:rPr>
+          <w:color w:val="auto"/>
+          <w:lang w:eastAsia="pt-BR"/>
+        </w:rPr>
+      </w:pPr>
+    </w:p>
+    <w:p>
+      <w:pPr>
+        <w:spacing w:after="0" w:line="240" w:lineRule="auto"/>
+        <w:textAlignment w:val="baseline"/>
+        <w:rPr>
+          <w:color w:val="auto"/>
+          <w:lang w:eastAsia="pt-BR"/>
+        </w:rPr>
+      </w:pPr>
+    </w:p>
+    <w:p>
+      <w:pPr>
+        <w:spacing w:after="0" w:line="240" w:lineRule="auto"/>
+        <w:textAlignment w:val="baseline"/>
+        <w:rPr>
+          <w:color w:val="auto"/>
+          <w:lang w:eastAsia="pt-BR"/>
+        </w:rPr>
+      </w:pPr>
+    </w:p>
+    <w:p>
+      <w:pPr>
+        <w:spacing w:after="0" w:line="240" w:lineRule="auto"/>
+        <w:textAlignment w:val="baseline"/>
+        <w:rPr>
+          <w:color w:val="auto"/>
+          <w:lang w:eastAsia="pt-BR"/>
+        </w:rPr>
+      </w:pPr>
+    </w:p>
+    <w:p>
+      <w:pPr>
+        <w:spacing w:after="0" w:line="240" w:lineRule="auto"/>
+        <w:textAlignment w:val="baseline"/>
+        <w:rPr>
+          <w:color w:val="auto"/>
+          <w:lang w:eastAsia="pt-BR"/>
+        </w:rPr>
+      </w:pPr>
+    </w:p>
+    <w:p>
+      <w:pPr>
+        <w:spacing w:after="0" w:line="240" w:lineRule="auto"/>
+        <w:textAlignment w:val="baseline"/>
+        <w:rPr>
+          <w:color w:val="auto"/>
+          <w:lang w:eastAsia="pt-BR"/>
+        </w:rPr>
+      </w:pPr>
+    </w:p>
+    <w:p>
+      <w:pPr>
+        <w:spacing w:after="0" w:line="240" w:lineRule="auto"/>
+        <w:textAlignment w:val="baseline"/>
+        <w:rPr>
+          <w:color w:val="auto"/>
+          <w:lang w:eastAsia="pt-BR"/>
+        </w:rPr>
+      </w:pPr>
+    </w:p>
+    <w:p>
+      <w:pPr>
+        <w:spacing w:after="0" w:line="240" w:lineRule="auto"/>
+        <w:textAlignment w:val="baseline"/>
+        <w:rPr>
+          <w:color w:val="auto"/>
+          <w:lang w:eastAsia="pt-BR"/>
+        </w:rPr>
+      </w:pPr>
+    </w:p>
+    <w:p>
+      <w:pPr>
+        <w:spacing w:after="0" w:line="240" w:lineRule="auto"/>
+        <w:textAlignment w:val="baseline"/>
+        <w:rPr>
+          <w:color w:val="auto"/>
+          <w:lang w:eastAsia="pt-BR"/>
+        </w:rPr>
+      </w:pPr>
+    </w:p>
+    <w:p>
+      <w:pPr>
+        <w:spacing w:after="0" w:line="240" w:lineRule="auto"/>
+        <w:textAlignment w:val="baseline"/>
+        <w:rPr>
+          <w:color w:val="auto"/>
+          <w:lang w:eastAsia="pt-BR"/>
+        </w:rPr>
+      </w:pPr>
+    </w:p>
+    <w:p>
+      <w:pPr>
+        <w:spacing w:after="0" w:line="240" w:lineRule="auto"/>
+        <w:textAlignment w:val="baseline"/>
+        <w:rPr>
+          <w:color w:val="auto"/>
+          <w:lang w:eastAsia="pt-BR"/>
+        </w:rPr>
+      </w:pPr>
+    </w:p>
+    <w:p>
+      <w:pPr>
+        <w:spacing w:after="0" w:line="240" w:lineRule="auto"/>
+        <w:textAlignment w:val="baseline"/>
+        <w:rPr>
+          <w:color w:val="auto"/>
+          <w:lang w:eastAsia="pt-BR"/>
+        </w:rPr>
+      </w:pPr>
+    </w:p>
+    <w:p>
+      <w:pPr>
+        <w:spacing w:after="0" w:line="240" w:lineRule="auto"/>
+        <w:textAlignment w:val="baseline"/>
+        <w:rPr>
+          <w:color w:val="auto"/>
+          <w:lang w:eastAsia="pt-BR"/>
+        </w:rPr>
+      </w:pPr>
+    </w:p>
+    <w:p>
+      <w:pPr>
+        <w:spacing w:after="0" w:line="240" w:lineRule="auto"/>
+        <w:textAlignment w:val="baseline"/>
+        <w:rPr>
+          <w:color w:val="auto"/>
+          <w:lang w:eastAsia="pt-BR"/>
+        </w:rPr>
+      </w:pPr>
+    </w:p>
+    <w:p>
+      <w:pPr>
+        <w:spacing w:after="0" w:line="240" w:lineRule="auto"/>
+        <w:textAlignment w:val="baseline"/>
+        <w:rPr>
+          <w:color w:val="auto"/>
+          <w:lang w:eastAsia="pt-BR"/>
+        </w:rPr>
+      </w:pPr>
+    </w:p>
+    <w:p>
+      <w:pPr>
+        <w:spacing w:after="0" w:line="240" w:lineRule="auto"/>
+        <w:textAlignment w:val="baseline"/>
+        <w:rPr>
+          <w:color w:val="auto"/>
+          <w:lang w:eastAsia="pt-BR"/>
+        </w:rPr>
+      </w:pPr>
+    </w:p>
+    <w:p>
+      <w:pPr>
+        <w:spacing w:after="0" w:line="240" w:lineRule="auto"/>
+        <w:textAlignment w:val="baseline"/>
+        <w:rPr>
+          <w:color w:val="auto"/>
+          <w:lang w:eastAsia="pt-BR"/>
+        </w:rPr>
+      </w:pPr>
+    </w:p>
+    <w:p>
+      <w:pPr>
+        <w:spacing w:after="0" w:line="240" w:lineRule="auto"/>
+        <w:textAlignment w:val="baseline"/>
+        <w:rPr>
+          <w:color w:val="auto"/>
+          <w:lang w:eastAsia="pt-BR"/>
+        </w:rPr>
+      </w:pPr>
+    </w:p>
+    <w:p>
+      <w:pPr>
+        <w:spacing w:after="0" w:line="240" w:lineRule="auto"/>
+        <w:textAlignment w:val="baseline"/>
+        <w:rPr>
+          <w:color w:val="auto"/>
+          <w:lang w:eastAsia="pt-BR"/>
+        </w:rPr>
+      </w:pPr>
+    </w:p>
+    <w:p>
+      <w:pPr>
+        <w:spacing w:after="0" w:line="240" w:lineRule="auto"/>
+        <w:textAlignment w:val="baseline"/>
+        <w:rPr>
+          <w:color w:val="auto"/>
+          <w:lang w:eastAsia="pt-BR"/>
+        </w:rPr>
+      </w:pPr>
+    </w:p>
+    <w:p>
+      <w:pPr>
+        <w:spacing w:after="0" w:line="240" w:lineRule="auto"/>
+        <w:textAlignment w:val="baseline"/>
+        <w:rPr>
+          <w:color w:val="auto"/>
+          <w:lang w:eastAsia="pt-BR"/>
+        </w:rPr>
+      </w:pPr>
+    </w:p>
+    <w:p>
+      <w:pPr>
+        <w:spacing w:after="0" w:line="240" w:lineRule="auto"/>
+        <w:textAlignment w:val="baseline"/>
+        <w:rPr>
+          <w:color w:val="auto"/>
+          <w:lang w:eastAsia="pt-BR"/>
+        </w:rPr>
+      </w:pPr>
+    </w:p>
+    <w:p>
+      <w:pPr>
+        <w:spacing w:after="0" w:line="240" w:lineRule="auto"/>
+        <w:textAlignment w:val="baseline"/>
+        <w:rPr>
+          <w:color w:val="auto"/>
+          <w:lang w:eastAsia="pt-BR"/>
+        </w:rPr>
+      </w:pPr>
+    </w:p>
+    <w:p>
+      <w:pPr>
+        <w:spacing w:after="0" w:line="240" w:lineRule="auto"/>
+        <w:textAlignment w:val="baseline"/>
+        <w:rPr>
+          <w:color w:val="auto"/>
+          <w:lang w:eastAsia="pt-BR"/>
+        </w:rPr>
+      </w:pPr>
+    </w:p>
+    <w:p>
+      <w:pPr>
+        <w:spacing w:after="0" w:line="240" w:lineRule="auto"/>
+        <w:textAlignment w:val="baseline"/>
+        <w:rPr>
+          <w:color w:val="auto"/>
+          <w:lang w:eastAsia="pt-BR"/>
+        </w:rPr>
+      </w:pPr>
+    </w:p>
+    <w:p>
+      <w:pPr>
+        <w:spacing w:after="0" w:line="240" w:lineRule="auto"/>
+        <w:textAlignment w:val="baseline"/>
+        <w:rPr>
+          <w:color w:val="auto"/>
+          <w:lang w:eastAsia="pt-BR"/>
+        </w:rPr>
+      </w:pPr>
+    </w:p>
+    <w:p>
+      <w:pPr>
+        <w:spacing w:after="0" w:line="240" w:lineRule="auto"/>
+        <w:textAlignment w:val="baseline"/>
+        <w:rPr>
+          <w:color w:val="auto"/>
+          <w:lang w:eastAsia="pt-BR"/>
+        </w:rPr>
+      </w:pPr>
+    </w:p>
+    <w:p>
+      <w:pPr>
+        <w:spacing w:after="0" w:line="240" w:lineRule="auto"/>
+        <w:textAlignment w:val="baseline"/>
+        <w:rPr>
+          <w:color w:val="auto"/>
+          <w:lang w:eastAsia="pt-BR"/>
+        </w:rPr>
+      </w:pPr>
+    </w:p>
+    <w:p>
+      <w:pPr>
+        <w:spacing w:after="0" w:line="240" w:lineRule="auto"/>
+        <w:textAlignment w:val="baseline"/>
+        <w:rPr>
+          <w:color w:val="auto"/>
+          <w:lang w:eastAsia="pt-BR"/>
+        </w:rPr>
+      </w:pPr>
+    </w:p>
+    <w:p>
+      <w:pPr>
+        <w:spacing w:after="0" w:line="240" w:lineRule="auto"/>
+        <w:textAlignment w:val="baseline"/>
+        <w:rPr>
+          <w:color w:val="auto"/>
+          <w:lang w:eastAsia="pt-BR"/>
+        </w:rPr>
+      </w:pPr>
+    </w:p>
+    <w:p>
+      <w:pPr>
+        <w:spacing w:after="0" w:line="240" w:lineRule="auto"/>
+        <w:textAlignment w:val="baseline"/>
+        <w:rPr>
+          <w:color w:val="auto"/>
+          <w:lang w:eastAsia="pt-BR"/>
+        </w:rPr>
+      </w:pPr>
+    </w:p>
+    <w:p>
+      <w:pPr>
+        <w:spacing w:after="0" w:line="240" w:lineRule="auto"/>
+        <w:textAlignment w:val="baseline"/>
+        <w:rPr>
           <w:rFonts w:ascii="Segoe UI" w:hAnsi="Segoe UI" w:cs="Segoe UI"/>
           <w:color w:val="auto"/>
           <w:sz w:val="18"/>
@@ -25065,13 +25462,6 @@
           <w:lang w:eastAsia="pt-BR"/>
         </w:rPr>
       </w:pPr>
-      <w:r>
-        <w:rPr>
-          <w:color w:val="auto"/>
-          <w:lang w:eastAsia="pt-BR"/>
-        </w:rPr>
-        <w:t> </w:t>
-      </w:r>
     </w:p>
     <w:p>
       <w:pPr>
@@ -25099,6 +25489,29 @@
         <w:jc w:val="left"/>
         <w:textAlignment w:val="baseline"/>
         <w:rPr>
+          <w:b/>
+          <w:bCs/>
+          <w:color w:val="auto"/>
+          <w:lang w:eastAsia="pt-BR"/>
+        </w:rPr>
+      </w:pPr>
+      <w:r>
+        <w:rPr>
+          <w:b/>
+          <w:bCs/>
+          <w:color w:val="auto"/>
+          <w:lang w:eastAsia="pt-BR"/>
+        </w:rPr>
+        <w:lastRenderedPageBreak/>
+        <w:t>REFERÊNCIAS </w:t>
+      </w:r>
+    </w:p>
+    <w:p>
+      <w:pPr>
+        <w:spacing w:after="0" w:line="240" w:lineRule="auto"/>
+        <w:jc w:val="left"/>
+        <w:textAlignment w:val="baseline"/>
+        <w:rPr>
           <w:rFonts w:ascii="Segoe UI" w:hAnsi="Segoe UI" w:cs="Segoe UI"/>
           <w:b/>
           <w:bCs/>
@@ -25108,15 +25521,6 @@
           <w:lang w:eastAsia="pt-BR"/>
         </w:rPr>
       </w:pPr>
-      <w:r>
-        <w:rPr>
-          <w:b/>
-          <w:bCs/>
-          <w:color w:val="auto"/>
-          <w:lang w:eastAsia="pt-BR"/>
-        </w:rPr>
-        <w:t>REFERÊNCIAS </w:t>
-      </w:r>
     </w:p>
     <w:p>
       <w:pPr>
@@ -26205,7 +26609,6 @@
           <w:szCs w:val="20"/>
           <w:lang w:eastAsia="pt-BR"/>
         </w:rPr>
-        <w:lastRenderedPageBreak/>
         <w:t>LEITE, Cristiane Mascarenhas et al.</w:t>
       </w:r>
       <w:r>
@@ -26547,6 +26950,7 @@
           <w:szCs w:val="20"/>
           <w:lang w:eastAsia="pt-BR"/>
         </w:rPr>
+        <w:lastRenderedPageBreak/>
         <w:t xml:space="preserve">PRADELLA, Simone; FURTADO, João Carlos; KIPPER, Liane </w:t>
       </w:r>
       <w:proofErr w:type="spellStart"/>
@@ -27516,7 +27920,6 @@
           <w:color w:val="000000"/>
           <w:lang w:eastAsia="pt-BR"/>
         </w:rPr>
-        <w:lastRenderedPageBreak/>
         <w:t>APÊNDICE(S)</w:t>
       </w:r>
       <w:r>
@@ -27789,6 +28192,7 @@
           <w:szCs w:val="32"/>
           <w:lang w:eastAsia="pt-BR"/>
         </w:rPr>
+        <w:lastRenderedPageBreak/>
         <w:drawing>
           <wp:inline distT="0" distB="0" distL="0" distR="0" wp14:anchorId="7A1601FE" wp14:editId="6F67936F">
             <wp:extent cx="2209800" cy="485775"/>
@@ -28725,7 +29129,6 @@
           <w:szCs w:val="32"/>
           <w:lang w:eastAsia="pt-BR"/>
         </w:rPr>
-        <w:lastRenderedPageBreak/>
         <w:drawing>
           <wp:inline distT="0" distB="0" distL="0" distR="0" wp14:anchorId="4E01DD4E" wp14:editId="146DE2B7">
             <wp:extent cx="2657475" cy="533400"/>
@@ -29023,6 +29426,7 @@
           <w:szCs w:val="32"/>
           <w:lang w:eastAsia="pt-BR"/>
         </w:rPr>
+        <w:lastRenderedPageBreak/>
         <w:drawing>
           <wp:inline distT="0" distB="0" distL="0" distR="0" wp14:anchorId="4FD81D70" wp14:editId="4020813D">
             <wp:extent cx="3333750" cy="533400"/>

--- a/docs/Monografia/monografia_aap2.docx
+++ b/docs/Monografia/monografia_aap2.docx
@@ -8514,6 +8514,7 @@
     <w:p>
       <w:pPr>
         <w:spacing w:after="0" w:line="360" w:lineRule="auto"/>
+        <w:ind w:firstLine="708"/>
         <w:textAlignment w:val="baseline"/>
         <w:rPr>
           <w:rFonts w:ascii="Segoe UI" w:hAnsi="Segoe UI" w:cs="Segoe UI"/>
@@ -9819,39 +9820,6 @@
           <w:lang w:eastAsia="pt-BR"/>
         </w:rPr>
       </w:pPr>
-      <w:r>
-        <w:rPr>
-          <w:color w:val="auto"/>
-          <w:lang w:eastAsia="pt-BR"/>
-        </w:rPr>
-        <w:t> </w:t>
-      </w:r>
-    </w:p>
-    <w:p>
-      <w:pPr>
-        <w:spacing w:after="0" w:line="240" w:lineRule="auto"/>
-        <w:textAlignment w:val="baseline"/>
-        <w:rPr>
-          <w:rFonts w:ascii="Segoe UI" w:hAnsi="Segoe UI" w:cs="Segoe UI"/>
-          <w:color w:val="auto"/>
-          <w:sz w:val="18"/>
-          <w:szCs w:val="18"/>
-          <w:lang w:eastAsia="pt-BR"/>
-        </w:rPr>
-      </w:pPr>
-    </w:p>
-    <w:p>
-      <w:pPr>
-        <w:spacing w:after="0" w:line="240" w:lineRule="auto"/>
-        <w:textAlignment w:val="baseline"/>
-        <w:rPr>
-          <w:rFonts w:ascii="Segoe UI" w:hAnsi="Segoe UI" w:cs="Segoe UI"/>
-          <w:color w:val="auto"/>
-          <w:sz w:val="18"/>
-          <w:szCs w:val="18"/>
-          <w:lang w:eastAsia="pt-BR"/>
-        </w:rPr>
-      </w:pPr>
     </w:p>
     <w:p>
       <w:pPr>
@@ -10753,7 +10721,6 @@
                 <w:szCs w:val="20"/>
                 <w:lang w:eastAsia="pt-BR"/>
               </w:rPr>
-              <w:lastRenderedPageBreak/>
               <w:t>Fluxo Alternativo </w:t>
             </w:r>
           </w:p>
@@ -10854,6 +10821,7 @@
                 <w:szCs w:val="20"/>
                 <w:lang w:eastAsia="pt-BR"/>
               </w:rPr>
+              <w:lastRenderedPageBreak/>
               <w:t>O sistema exibe os campos específicos e comuns para o cadastro de Pessoa Física: nome completo, CPF e dados de contato e endereço. </w:t>
             </w:r>
           </w:p>
@@ -11156,6 +11124,7 @@
                 <w:szCs w:val="20"/>
                 <w:lang w:eastAsia="pt-BR"/>
               </w:rPr>
+              <w:lastRenderedPageBreak/>
               <w:t>Fluxos de Exceção </w:t>
             </w:r>
           </w:p>
@@ -12541,7 +12510,6 @@
           <w:color w:val="000000"/>
           <w:lang w:eastAsia="pt-BR"/>
         </w:rPr>
-        <w:lastRenderedPageBreak/>
         <w:t>Quadro 8 – Especificação resumida do caso de uso UC-05 </w:t>
       </w:r>
     </w:p>
@@ -12683,6 +12651,7 @@
                 <w:szCs w:val="18"/>
                 <w:lang w:eastAsia="pt-BR"/>
               </w:rPr>
+              <w:lastRenderedPageBreak/>
               <w:t>Ator</w:t>
             </w:r>
             <w:r>
@@ -14412,7 +14381,6 @@
                 <w:szCs w:val="18"/>
                 <w:lang w:eastAsia="pt-BR"/>
               </w:rPr>
-              <w:lastRenderedPageBreak/>
               <w:t>- Sistema não conclui o primeiro acesso (7 - fluxo principal). </w:t>
             </w:r>
           </w:p>
@@ -14453,6 +14421,7 @@
                 <w:szCs w:val="18"/>
                 <w:lang w:eastAsia="pt-BR"/>
               </w:rPr>
+              <w:lastRenderedPageBreak/>
               <w:t>- Fim. </w:t>
             </w:r>
           </w:p>
@@ -16010,7 +15979,6 @@
                 <w:szCs w:val="20"/>
                 <w:lang w:eastAsia="pt-BR"/>
               </w:rPr>
-              <w:lastRenderedPageBreak/>
               <w:t>Campo</w:t>
             </w:r>
             <w:r>
@@ -16107,6 +16075,7 @@
                 <w:szCs w:val="20"/>
                 <w:lang w:eastAsia="pt-BR"/>
               </w:rPr>
+              <w:lastRenderedPageBreak/>
               <w:t>Ator</w:t>
             </w:r>
             <w:r>
@@ -19402,7 +19371,6 @@
                 <w:szCs w:val="18"/>
                 <w:lang w:val="en-US" w:eastAsia="pt-BR"/>
               </w:rPr>
-              <w:lastRenderedPageBreak/>
               <w:t>Requisitos</w:t>
             </w:r>
             <w:proofErr w:type="spellEnd"/>
@@ -19516,6 +19484,7 @@
                 <w:szCs w:val="18"/>
                 <w:lang w:val="en-US" w:eastAsia="pt-BR"/>
               </w:rPr>
+              <w:lastRenderedPageBreak/>
               <w:t>Prioridade</w:t>
             </w:r>
             <w:proofErr w:type="spellEnd"/>
@@ -21260,7 +21229,6 @@
                 <w:szCs w:val="20"/>
                 <w:lang w:eastAsia="pt-BR"/>
               </w:rPr>
-              <w:lastRenderedPageBreak/>
               <w:t>O sistema valida o acesso conforme o perfil e as permissões do ator </w:t>
             </w:r>
           </w:p>
@@ -21313,6 +21281,7 @@
                 <w:szCs w:val="20"/>
                 <w:lang w:eastAsia="pt-BR"/>
               </w:rPr>
+              <w:lastRenderedPageBreak/>
               <w:t>O sistema apresenta a listagem de clientes cadastrados.  </w:t>
             </w:r>
           </w:p>
@@ -22888,17 +22857,7 @@
                 <w:szCs w:val="20"/>
                 <w:lang w:eastAsia="pt-BR"/>
               </w:rPr>
-              <w:t xml:space="preserve"> No passo 5, o usuário seleciona a opção de consultar o histórico de interações em vez de registrar uma nova interação. O </w:t>
-            </w:r>
-            <w:r>
-              <w:rPr>
-                <w:color w:val="000000"/>
-                <w:sz w:val="20"/>
-                <w:szCs w:val="20"/>
-                <w:lang w:eastAsia="pt-BR"/>
-              </w:rPr>
-              <w:lastRenderedPageBreak/>
-              <w:t>sistema verifica a permissão do usuário para realizar a consulta. O sistema recupera as interações vinculadas ao cliente. O sistema apresenta o histórico de interações em ordem cronológica. O usuário consulta as informações apresentadas. </w:t>
+              <w:t xml:space="preserve"> No passo 5, o usuário seleciona a opção de consultar o histórico de interações em vez de registrar uma nova interação. O sistema verifica a permissão do usuário para realizar a consulta. O sistema recupera as interações vinculadas ao cliente. O sistema apresenta o histórico de interações em ordem cronológica. O usuário consulta as informações apresentadas. </w:t>
             </w:r>
           </w:p>
           <w:p>
@@ -22922,6 +22881,7 @@
                 <w:szCs w:val="20"/>
                 <w:lang w:eastAsia="pt-BR"/>
               </w:rPr>
+              <w:lastRenderedPageBreak/>
               <w:t>A2 – Cancelamento:</w:t>
             </w:r>
             <w:r>
@@ -23716,15 +23676,22 @@
           <w:color w:val="auto"/>
           <w:lang w:eastAsia="pt-BR"/>
         </w:rPr>
+        <w:t>Primeiro Acesso e Recuperação de Senha:</w:t>
+      </w:r>
+      <w:r>
+        <w:rPr>
+          <w:color w:val="auto"/>
+          <w:lang w:eastAsia="pt-BR"/>
+        </w:rPr>
+        <w:t xml:space="preserve"> Ambos os fluxos partem do e-mail cadastrado, verificado na base — se não encontrado, o sistema </w:t>
+      </w:r>
+      <w:r>
+        <w:rPr>
+          <w:color w:val="auto"/>
+          <w:lang w:eastAsia="pt-BR"/>
+        </w:rPr>
         <w:lastRenderedPageBreak/>
-        <w:t>Primeiro Acesso e Recuperação de Senha:</w:t>
-      </w:r>
-      <w:r>
-        <w:rPr>
-          <w:color w:val="auto"/>
-          <w:lang w:eastAsia="pt-BR"/>
-        </w:rPr>
-        <w:t xml:space="preserve"> Ambos os fluxos partem do e-mail cadastrado, verificado na base — se não encontrado, o sistema avisa o usuário. Validado o e-mail, é enviado um link com prazo de validade para definição ou redefinição de senha, com opção de reenvio em caso de expiração; a nova senha é validada e atualizada, redirecionando o usuário ao login. </w:t>
+        <w:t>avisa o usuário. Validado o e-mail, é enviado um link com prazo de validade para definição ou redefinição de senha, com opção de reenvio em caso de expiração; a nova senha é validada e atualizada, redirecionando o usuário ao login. </w:t>
       </w:r>
     </w:p>
     <w:p>
@@ -24113,7 +24080,6 @@
           <w:szCs w:val="20"/>
           <w:lang w:eastAsia="pt-BR"/>
         </w:rPr>
-        <w:lastRenderedPageBreak/>
         <w:t>Fonte: Elaborado pelos próprios autores (2026). </w:t>
       </w:r>
     </w:p>
@@ -24158,6 +24124,7 @@
           <w:color w:val="000000"/>
           <w:lang w:eastAsia="pt-BR"/>
         </w:rPr>
+        <w:lastRenderedPageBreak/>
         <w:t>12.3. Diagrama de sequência do cadastro de cliente, com validação de duplicidade e retorno de erro </w:t>
       </w:r>
     </w:p>
